--- a/Docs/Study_materials/helios_artemis_primer.docx
+++ b/Docs/Study_materials/helios_artemis_primer.docx
@@ -6332,7 +6332,7 @@
         <w:jc w:val="both"/>
       </w:pPr>
       <w:r>
-        <w:t>Total: ~7,430 parameters. This is tiny compared to modern AI models — GPT-4 has approximately 1.8 trillion parameters. But tiny is the point: this model must run on a microcontroller with limited memory.</w:t>
+        <w:t>Total: ~4,486 parameters. This is tiny compared to modern AI models — GPT-4 has approximately 1.8 trillion parameters. But tiny is the point: this model must run on a microcontroller with limited memory.</w:t>
       </w:r>
     </w:p>
     <w:p>
@@ -7374,7 +7374,7 @@
         <w:spacing w:after="80"/>
       </w:pPr>
       <w:r>
-        <w:t xml:space="preserve">IRFZ44N MOSFET (VDS = 60 V, RDS(on) = 28 </w:t>
+        <w:t xml:space="preserve">IRFB4110 MOSFET (VDS = 60 V, RDS(on) = 28 </w:t>
       </w:r>
       <w:proofErr w:type="spellStart"/>
       <w:r>
